--- a/13_Problem13_Risk_Adjusted_Profitability_Modeling/reports/financial_impact_reporting_packaging/Profitability_Modeling_Financial_Impact_Report.docx
+++ b/13_Problem13_Risk_Adjusted_Profitability_Modeling/reports/financial_impact_reporting_packaging/Profitability_Modeling_Financial_Impact_Report.docx
@@ -42,6 +42,38 @@
     <w:p>
       <w:r>
         <w:t>Problem 13 nets Problem 12's real UNIFIED_RISK_SCORE against an ASSUMPTION-scaled real revenue estimate to produce PROFITABILITY_SCORE = PD_ADJUSTED_REVENUE - EXPECTED_LOSS, ties risk modeling directly to the P&amp;L, per the Master Execution Plan's own definition. This technique is currently RECOMMENDED for production. Its real, additive financial value is a targeted proactive exposure-reduction action on the real 148,855-customer cross-tier segment (High Risk AND Low Profitability) that neither a risk-only nor a revenue-only view alone would isolate -- an estimated $58,060,688 net benefit per monthly-equivalent cycle, for an estimated 0.0 months payback on a $40,000 implementation investment.</w:t>
+      </w:r>
+    </w:p>
+    <w:p>
+      <w:r>
+        <w:rPr>
+          <w:b/>
+        </w:rPr>
+        <w:t>Business Impact — Modeled Estimate, Not Audited Value</w:t>
+      </w:r>
+    </w:p>
+    <w:p>
+      <w:r>
+        <w:rPr>
+          <w:b w:val="0"/>
+        </w:rPr>
+        <w:t>The $58,060,688 estimated net benefit per cycle is a self-computed business-impact model built under this report's own ASSUMPTION-scaled revenue estimate — it has not been audited by a third party or realized inside a live institution's P&amp;L.</w:t>
+      </w:r>
+    </w:p>
+    <w:p>
+      <w:r>
+        <w:rPr>
+          <w:b/>
+        </w:rPr>
+        <w:t>Independent Audit Status</w:t>
+      </w:r>
+    </w:p>
+    <w:p>
+      <w:r>
+        <w:rPr>
+          <w:b w:val="0"/>
+        </w:rPr>
+        <w:t>This project was developed as an independent portfolio body of work and has not undergone formal validation, audit, or sign-off by a financial institution's model risk management (SR 11-7 or equivalent) function, a third-party auditor, or a regulator. All model outputs, risk metrics, and business-impact figures in this report are self-computed under the assumptions stated herein and have not been realized in a live production environment at a financial institution.</w:t>
       </w:r>
     </w:p>
     <w:p>
